--- a/GE_Medical_AI_System_Report.docx
+++ b/GE_Medical_AI_System_Report.docx
@@ -16,34 +16,7 @@
         <w:pStyle w:val="FirstParagraph"/>
       </w:pPr>
       <w:r>
-        <w:t xml:space="preserve">This sheet appears to be an inventory of healthcare data assets. It categorizes datasets by type, such as MRI Scans, CT Scans, X-ray Images, and EHR Data. For each category, it provides key metrics: the total</w:t>
-      </w:r>
-      <w:r>
-        <w:t xml:space="preserve"> </w:t>
-      </w:r>
-      <w:r>
-        <w:rPr>
-          <w:rStyle w:val="VerbatimChar"/>
-        </w:rPr>
-        <w:t xml:space="preserve">Number of Records</w:t>
-      </w:r>
-      <w:r>
-        <w:t xml:space="preserve"> </w:t>
-      </w:r>
-      <w:r>
-        <w:t xml:space="preserve">and the overall</w:t>
-      </w:r>
-      <w:r>
-        <w:t xml:space="preserve"> </w:t>
-      </w:r>
-      <w:r>
-        <w:rPr>
-          <w:rStyle w:val="VerbatimChar"/>
-        </w:rPr>
-        <w:t xml:space="preserve">Size (GB)</w:t>
-      </w:r>
-      <w:r>
-        <w:t xml:space="preserve">.</w:t>
+        <w:t xml:space="preserve">This sheet appears to be an inventory of medical datasets. It categorizes data by type, such as MRI Scans, CT Scans, X-ray Images, and Electronic Health Record (EHR) Data. For each dataset type, it provides quantitative metrics, including the total number of records and the overall data size in gigabytes (GB).</w:t>
       </w:r>
     </w:p>
     <w:bookmarkEnd w:id="9"/>
@@ -61,7 +34,7 @@
         <w:pStyle w:val="FirstParagraph"/>
       </w:pPr>
       <w:r>
-        <w:t xml:space="preserve">This dataset contains a performance comparison of different machine learning models, such as ResNet50 and ViT-Base. It evaluates each model based on key classification metrics: Accuracy, Precision, and Recall, with all values presented as percentages.</w:t>
+        <w:t xml:space="preserve">This dataset appears to be a performance comparison of various machine learning models. Each row represents a specific model, identified by its name. The columns quantify each model’s performance using standard classification metrics: Accuracy, Precision, and Recall, with all values expressed as percentages.</w:t>
       </w:r>
     </w:p>
     <w:bookmarkEnd w:id="10"/>
@@ -79,7 +52,7 @@
         <w:pStyle w:val="FirstParagraph"/>
       </w:pPr>
       <w:r>
-        <w:t xml:space="preserve">This data appears to be a performance benchmark summary for a computational task, likely related to machine learning or image processing. It details key performance indicators, including an average inference time of 0.34 seconds per image, a peak throughput of 220 images per minute, and an 86% GPU utilization rate. The data also specifies the server hardware configuration used for the benchmark, which consists of 4 NVIDIA A100 GPUs, 256 GB of RAM, and a 48-core CPU.</w:t>
+        <w:t xml:space="preserve">This data appears to be a summary of a performance benchmark for a machine learning system, likely focused on image processing. It contains key performance metrics, including an average inference time of 0.34 seconds per image and a peak throughput of 220 images per minute. The data also records resource usage, showing 86% GPU utilization, and specifies the server hardware used for the test (4x NVIDIA A100 GPUs, 256 GB RAM, 48-Core CPU).</w:t>
       </w:r>
     </w:p>
     <w:bookmarkEnd w:id="11"/>
@@ -97,7 +70,7 @@
         <w:pStyle w:val="FirstParagraph"/>
       </w:pPr>
       <w:r>
-        <w:t xml:space="preserve">This data appears to be a high-level summary or dashboard of key performance indicators (KPIs) for a software system or service, likely operating in the healthcare sector. It outlines the system’s operational scale, with deployment in 12 hospitals across 3 countries. The data also quantifies daily usage and engagement, showing 142 active users and 4,500 API requests. A key technical performance metric is included, indicating a system uptime of 99.97%.</w:t>
+        <w:t xml:space="preserve">This data appears to be a high-level summary or dashboard of Key Performance Indicators (KPIs) for a software system or service, likely operating in the healthcare sector. The metrics cover deployment scale (12 hospitals across 3 countries), user engagement (142 daily active users), system load (4,500 API requests per day), and operational reliability (99.97% uptime).</w:t>
       </w:r>
     </w:p>
     <w:bookmarkEnd w:id="12"/>

--- a/GE_Medical_AI_System_Report.docx
+++ b/GE_Medical_AI_System_Report.docx
@@ -16,7 +16,46 @@
         <w:pStyle w:val="FirstParagraph"/>
       </w:pPr>
       <w:r>
-        <w:t xml:space="preserve">This sheet appears to be an inventory of medical datasets. It categorizes data by type, such as MRI Scans, CT Scans, X-ray Images, and Electronic Health Record (EHR) Data. For each dataset type, it provides quantitative metrics, including the total number of records and the overall data size in gigabytes (GB).</w:t>
+        <w:t xml:space="preserve">This dataset appears to be an inventory of medical data collections. Each row specifies a</w:t>
+      </w:r>
+      <w:r>
+        <w:t xml:space="preserve"> </w:t>
+      </w:r>
+      <w:r>
+        <w:rPr>
+          <w:rStyle w:val="VerbatimChar"/>
+        </w:rPr>
+        <w:t xml:space="preserve">Dataset Type</w:t>
+      </w:r>
+      <w:r>
+        <w:t xml:space="preserve">, such as MRI Scans, CT Scans, X-ray Images, and EHR Data. For each type, the sheet quantifies the</w:t>
+      </w:r>
+      <w:r>
+        <w:t xml:space="preserve"> </w:t>
+      </w:r>
+      <w:r>
+        <w:rPr>
+          <w:rStyle w:val="VerbatimChar"/>
+        </w:rPr>
+        <w:t xml:space="preserve">Number of Records</w:t>
+      </w:r>
+      <w:r>
+        <w:t xml:space="preserve"> </w:t>
+      </w:r>
+      <w:r>
+        <w:t xml:space="preserve">and the total</w:t>
+      </w:r>
+      <w:r>
+        <w:t xml:space="preserve"> </w:t>
+      </w:r>
+      <w:r>
+        <w:rPr>
+          <w:rStyle w:val="VerbatimChar"/>
+        </w:rPr>
+        <w:t xml:space="preserve">Size (GB)</w:t>
+      </w:r>
+      <w:r>
+        <w:t xml:space="preserve">, providing a high-level summary of the volume and storage requirements for different kinds of healthcare data.</w:t>
       </w:r>
     </w:p>
     <w:bookmarkEnd w:id="9"/>
@@ -34,7 +73,49 @@
         <w:pStyle w:val="FirstParagraph"/>
       </w:pPr>
       <w:r>
-        <w:t xml:space="preserve">This dataset appears to be a performance comparison of various machine learning models. Each row represents a specific model, identified by its name. The columns quantify each model’s performance using standard classification metrics: Accuracy, Precision, and Recall, with all values expressed as percentages.</w:t>
+        <w:t xml:space="preserve">This data sheet appears to contain a performance comparison of different machine learning models. Each row represents a specific model, identified by its</w:t>
+      </w:r>
+      <w:r>
+        <w:t xml:space="preserve"> </w:t>
+      </w:r>
+      <w:r>
+        <w:t xml:space="preserve">“Model Name”</w:t>
+      </w:r>
+      <w:r>
+        <w:t xml:space="preserve"> </w:t>
+      </w:r>
+      <w:r>
+        <w:t xml:space="preserve">(e.g., ResNet50, ViT-Base). The subsequent columns quantify the model’s performance using standard classification metrics:</w:t>
+      </w:r>
+      <w:r>
+        <w:t xml:space="preserve"> </w:t>
+      </w:r>
+      <w:r>
+        <w:t xml:space="preserve">“Accuracy,”</w:t>
+      </w:r>
+      <w:r>
+        <w:t xml:space="preserve"> </w:t>
+      </w:r>
+      <w:r>
+        <w:t xml:space="preserve">“Precision,”</w:t>
+      </w:r>
+      <w:r>
+        <w:t xml:space="preserve"> </w:t>
+      </w:r>
+      <w:r>
+        <w:t xml:space="preserve">and</w:t>
+      </w:r>
+      <w:r>
+        <w:t xml:space="preserve"> </w:t>
+      </w:r>
+      <w:r>
+        <w:t xml:space="preserve">“Recall,”</w:t>
+      </w:r>
+      <w:r>
+        <w:t xml:space="preserve"> </w:t>
+      </w:r>
+      <w:r>
+        <w:t xml:space="preserve">with all values expressed as percentages. The data is structured to facilitate the evaluation and comparison of these models on a particular task.</w:t>
       </w:r>
     </w:p>
     <w:bookmarkEnd w:id="10"/>
@@ -52,7 +133,7 @@
         <w:pStyle w:val="FirstParagraph"/>
       </w:pPr>
       <w:r>
-        <w:t xml:space="preserve">This data appears to be a summary of a performance benchmark for a machine learning system, likely focused on image processing. It contains key performance metrics, including an average inference time of 0.34 seconds per image and a peak throughput of 220 images per minute. The data also records resource usage, showing 86% GPU utilization, and specifies the server hardware used for the test (4x NVIDIA A100 GPUs, 256 GB RAM, 48-Core CPU).</w:t>
+        <w:t xml:space="preserve">This data appears to be a performance benchmark summary for a machine learning or computer vision task. It details key performance indicators such as average inference latency (0.34 seconds per image) and peak throughput (220 images per minute). The summary also includes resource utilization, noting an 86% GPU utilization, and specifies the high-end server hardware (4x NVIDIA A100 GPUs, 256 GB RAM) on which the benchmark was conducted.</w:t>
       </w:r>
     </w:p>
     <w:bookmarkEnd w:id="11"/>
@@ -70,7 +151,7 @@
         <w:pStyle w:val="FirstParagraph"/>
       </w:pPr>
       <w:r>
-        <w:t xml:space="preserve">This data appears to be a high-level summary or dashboard of Key Performance Indicators (KPIs) for a software system or service, likely operating in the healthcare sector. The metrics cover deployment scale (12 hospitals across 3 countries), user engagement (142 daily active users), system load (4,500 API requests per day), and operational reliability (99.97% uptime).</w:t>
+        <w:t xml:space="preserve">This data appears to be a summary of key performance indicators (KPIs) for a service or application, likely within the healthcare technology sector. The sheet tracks both operational and usage metrics. Based on the sample, the service is deployed in 12 hospitals across 3 countries, has 142 daily active users, processes 4,500 API requests per day, and maintains an uptime of 99.97%.</w:t>
       </w:r>
     </w:p>
     <w:bookmarkEnd w:id="12"/>
